--- a/src/OpenXmlHtml.Tests/WordTableStyleTests.CombinedCellStyles.DotNet.verified.docx
+++ b/src/OpenXmlHtml.Tests/WordTableStyleTests.CombinedCellStyles.DotNet.verified.docx
@@ -116,6 +116,9 @@
             </w:tcMar>
           </w:tcPr>
           <w:p>
+            <w:pPr>
+              <w:jc w:val="right"/>
+            </w:pPr>
             <w:r>
               <w:t xml:space="preserve">$29.99</w:t>
             </w:r>
@@ -185,6 +188,9 @@
             </w:tcMar>
           </w:tcPr>
           <w:p>
+            <w:pPr>
+              <w:jc w:val="right"/>
+            </w:pPr>
             <w:r>
               <w:t xml:space="preserve">$49.99</w:t>
             </w:r>

--- a/src/OpenXmlHtml.Tests/WordTableStyleTests.CombinedCellStyles.DotNet.verified.docx
+++ b/src/OpenXmlHtml.Tests/WordTableStyleTests.CombinedCellStyles.DotNet.verified.docx
@@ -139,23 +139,11 @@
           <w:p>
             <w:r>
               <w:rPr>
-                <w:shd w:val="clear" w:fill="E2EFDA"/>
-              </w:rPr>
-              <w:t xml:space="preserve"> </w:t>
-            </w:r>
-            <w:r>
-              <w:rPr>
                 <w:b/>
                 <w:color w:val="008000"/>
                 <w:shd w:val="clear" w:fill="E2EFDA"/>
               </w:rPr>
               <w:t xml:space="preserve">In Stock</w:t>
-            </w:r>
-            <w:r>
-              <w:rPr>
-                <w:shd w:val="clear" w:fill="E2EFDA"/>
-              </w:rPr>
-              <w:t xml:space="preserve"> </w:t>
             </w:r>
           </w:p>
         </w:tc>
@@ -211,23 +199,11 @@
           <w:p>
             <w:r>
               <w:rPr>
-                <w:shd w:val="clear" w:fill="FCE4EC"/>
-              </w:rPr>
-              <w:t xml:space="preserve"> </w:t>
-            </w:r>
-            <w:r>
-              <w:rPr>
                 <w:b/>
                 <w:color w:val="FF0000"/>
                 <w:shd w:val="clear" w:fill="FCE4EC"/>
               </w:rPr>
               <w:t xml:space="preserve">Out of Stock</w:t>
-            </w:r>
-            <w:r>
-              <w:rPr>
-                <w:shd w:val="clear" w:fill="FCE4EC"/>
-              </w:rPr>
-              <w:t xml:space="preserve"> </w:t>
             </w:r>
           </w:p>
         </w:tc>

--- a/src/OpenXmlHtml.Tests/WordTableStyleTests.CombinedCellStyles.DotNet.verified.docx
+++ b/src/OpenXmlHtml.Tests/WordTableStyleTests.CombinedCellStyles.DotNet.verified.docx
@@ -139,11 +139,23 @@
           <w:p>
             <w:r>
               <w:rPr>
+                <w:shd w:val="clear" w:fill="E2EFDA"/>
+              </w:rPr>
+              <w:t xml:space="preserve"> </w:t>
+            </w:r>
+            <w:r>
+              <w:rPr>
                 <w:b/>
                 <w:color w:val="008000"/>
                 <w:shd w:val="clear" w:fill="E2EFDA"/>
               </w:rPr>
               <w:t xml:space="preserve">In Stock</w:t>
+            </w:r>
+            <w:r>
+              <w:rPr>
+                <w:shd w:val="clear" w:fill="E2EFDA"/>
+              </w:rPr>
+              <w:t xml:space="preserve"> </w:t>
             </w:r>
           </w:p>
         </w:tc>
@@ -199,11 +211,23 @@
           <w:p>
             <w:r>
               <w:rPr>
+                <w:shd w:val="clear" w:fill="FCE4EC"/>
+              </w:rPr>
+              <w:t xml:space="preserve"> </w:t>
+            </w:r>
+            <w:r>
+              <w:rPr>
                 <w:b/>
                 <w:color w:val="FF0000"/>
                 <w:shd w:val="clear" w:fill="FCE4EC"/>
               </w:rPr>
               <w:t xml:space="preserve">Out of Stock</w:t>
+            </w:r>
+            <w:r>
+              <w:rPr>
+                <w:shd w:val="clear" w:fill="FCE4EC"/>
+              </w:rPr>
+              <w:t xml:space="preserve"> </w:t>
             </w:r>
           </w:p>
         </w:tc>
